--- a/ИУ5Ц-101Б_Васильев_В_М_Отчет_по_преддипломной_практике.docx
+++ b/ИУ5Ц-101Б_Васильев_В_М_Отчет_по_преддипломной_практике.docx
@@ -61,7 +61,7 @@
                           <pic:cNvPicPr preferRelativeResize="0"/>
                         </pic:nvPicPr>
                         <pic:blipFill>
-                          <a:blip r:embed="rId6"/>
+                          <a:blip r:embed="rId8"/>
                           <a:srcRect l="9410" t="5488" r="11441" b="4288"/>
                           <a:stretch>
                             <a:fillRect/>
@@ -484,34 +484,7 @@
           <w:szCs w:val="24"/>
           <w:u w:val="single"/>
         </w:rPr>
-        <w:t>2</w:t>
-      </w:r>
-      <w:r>
-        <w:rPr>
-          <w:i/>
-          <w:sz w:val="24"/>
-          <w:szCs w:val="24"/>
-          <w:u w:val="single"/>
-        </w:rPr>
-        <w:t>5</w:t>
-      </w:r>
-      <w:r>
-        <w:rPr>
-          <w:i/>
-          <w:sz w:val="24"/>
-          <w:szCs w:val="24"/>
-          <w:u w:val="single"/>
-        </w:rPr>
-        <w:t>.05.202</w:t>
-      </w:r>
-      <w:r>
-        <w:rPr>
-          <w:i/>
-          <w:sz w:val="24"/>
-          <w:szCs w:val="24"/>
-          <w:u w:val="single"/>
-        </w:rPr>
-        <w:t>6</w:t>
+        <w:t>25.05.2026</w:t>
       </w:r>
       <w:r>
         <w:rPr>
@@ -760,34 +733,7 @@
           <w:szCs w:val="24"/>
           <w:u w:val="single"/>
         </w:rPr>
-        <w:t>2</w:t>
-      </w:r>
-      <w:r>
-        <w:rPr>
-          <w:i/>
-          <w:sz w:val="24"/>
-          <w:szCs w:val="24"/>
-          <w:u w:val="single"/>
-        </w:rPr>
-        <w:t>5</w:t>
-      </w:r>
-      <w:r>
-        <w:rPr>
-          <w:i/>
-          <w:sz w:val="24"/>
-          <w:szCs w:val="24"/>
-          <w:u w:val="single"/>
-        </w:rPr>
-        <w:t>.05.202</w:t>
-      </w:r>
-      <w:r>
-        <w:rPr>
-          <w:i/>
-          <w:sz w:val="24"/>
-          <w:szCs w:val="24"/>
-          <w:u w:val="single"/>
-        </w:rPr>
-        <w:t>6</w:t>
+        <w:t>25.05.2026</w:t>
       </w:r>
       <w:r>
         <w:rPr>
@@ -981,6 +927,14 @@
     </w:p>
     <w:p>
       <w:pPr>
+        <w:rPr>
+          <w:sz w:val="22"/>
+          <w:szCs w:val="22"/>
+        </w:rPr>
+      </w:pPr>
+    </w:p>
+    <w:p>
+      <w:pPr>
         <w:ind w:hanging="2"/>
         <w:jc w:val="center"/>
         <w:rPr>
@@ -991,28 +945,17 @@
     </w:p>
     <w:p>
       <w:pPr>
-        <w:ind w:hanging="2"/>
-        <w:jc w:val="center"/>
-        <w:rPr>
-          <w:sz w:val="22"/>
-          <w:szCs w:val="22"/>
-        </w:rPr>
-      </w:pPr>
-    </w:p>
-    <w:p>
-      <w:pPr>
-        <w:ind w:hanging="2"/>
-        <w:jc w:val="center"/>
-        <w:rPr>
-          <w:sz w:val="22"/>
-          <w:szCs w:val="22"/>
-        </w:rPr>
-      </w:pPr>
-    </w:p>
-    <w:p>
-      <w:pPr>
-        <w:jc w:val="center"/>
-      </w:pPr>
+        <w:tabs>
+          <w:tab w:val="left" w:pos="615"/>
+          <w:tab w:val="center" w:pos="4819"/>
+        </w:tabs>
+      </w:pPr>
+      <w:r>
+        <w:tab/>
+      </w:r>
+      <w:r>
+        <w:tab/>
+      </w:r>
       <w:r>
         <w:t>Москва 202</w:t>
       </w:r>
@@ -1043,7 +986,6 @@
           <w:szCs w:val="24"/>
           <w:lang w:eastAsia="en-US"/>
         </w:rPr>
-        <w:lastRenderedPageBreak/>
         <w:t>Министерство науки и высшего образования Российской Федерации</w:t>
       </w:r>
     </w:p>
@@ -1070,6 +1012,7 @@
           <w:szCs w:val="24"/>
           <w:lang w:eastAsia="en-US"/>
         </w:rPr>
+        <w:lastRenderedPageBreak/>
         <w:t xml:space="preserve">Федеральное государственное автономное образовательное </w:t>
       </w:r>
     </w:p>
@@ -2738,6 +2681,13 @@
     <w:p>
       <w:pPr>
         <w:jc w:val="both"/>
+        <w:sectPr>
+          <w:footerReference w:type="first" r:id="rId9"/>
+          <w:pgSz w:w="11906" w:h="16838"/>
+          <w:pgMar w:top="1134" w:right="567" w:bottom="1134" w:left="1701" w:header="708" w:footer="708" w:gutter="0"/>
+          <w:cols w:space="708"/>
+          <w:docGrid w:linePitch="381"/>
+        </w:sectPr>
       </w:pPr>
       <w:r>
         <w:br w:type="page"/>
@@ -2763,39 +2713,7 @@
         <w:jc w:val="both"/>
       </w:pPr>
       <w:r>
-        <w:t xml:space="preserve">Преддипломная практика была направлена на доработку локальной автоматизированной системы проверки статей и учебных текстовых работ на плагиат с визуальным выделением заимствований в тексте. Система разрабатывается как серверное приложение, предоставляющее документированный REST API. В рамках данной практики отдельный пользовательский </w:t>
-      </w:r>
-      <w:proofErr w:type="spellStart"/>
-      <w:r>
-        <w:t>frontend</w:t>
-      </w:r>
-      <w:proofErr w:type="spellEnd"/>
-      <w:r>
-        <w:t xml:space="preserve"> не рассматривался: основным пользовательским средством работы является </w:t>
-      </w:r>
-      <w:proofErr w:type="spellStart"/>
-      <w:r>
-        <w:t>Swagger</w:t>
-      </w:r>
-      <w:proofErr w:type="spellEnd"/>
-      <w:r>
-        <w:t xml:space="preserve"> UI, автоматически формируемый </w:t>
-      </w:r>
-      <w:proofErr w:type="spellStart"/>
-      <w:r>
-        <w:t>FastAPI</w:t>
-      </w:r>
-      <w:proofErr w:type="spellEnd"/>
-      <w:r>
-        <w:t xml:space="preserve"> и доступный по адресу /</w:t>
-      </w:r>
-      <w:proofErr w:type="spellStart"/>
-      <w:r>
-        <w:t>docs</w:t>
-      </w:r>
-      <w:proofErr w:type="spellEnd"/>
-      <w:r>
-        <w:t>.</w:t>
+        <w:t>Преддипломная практика была направлена на доработку локальной автоматизированной системы проверки статей и учебных текстовых работ на плагиат с визуальным выделением заимствований в тексте. Система разрабатывается как серверное приложение, предоставляющее документированный REST API.</w:t>
       </w:r>
     </w:p>
     <w:p>
@@ -2862,12 +2780,13 @@
       </w:r>
       <w:proofErr w:type="spellEnd"/>
       <w:r>
-        <w:t xml:space="preserve"> и </w:t>
-      </w:r>
-      <w:r>
-        <w:lastRenderedPageBreak/>
-        <w:t>сравнение, а модуль загрузки файлов извлекает текст из пользовательских документов.</w:t>
-      </w:r>
+        <w:t xml:space="preserve"> и сравнение, а модуль загрузки файлов извлекает текст из пользовательских документов.</w:t>
+      </w:r>
+    </w:p>
+    <w:p>
+      <w:pPr>
+        <w:spacing w:after="120"/>
+      </w:pPr>
     </w:p>
     <w:p>
       <w:pPr>
@@ -5895,13 +5814,133 @@
       </w:r>
     </w:p>
     <w:sectPr>
+      <w:footerReference w:type="default" r:id="rId10"/>
+      <w:footerReference w:type="first" r:id="rId11"/>
       <w:pgSz w:w="11906" w:h="16838"/>
       <w:pgMar w:top="1134" w:right="567" w:bottom="1134" w:left="1701" w:header="708" w:footer="708" w:gutter="0"/>
       <w:cols w:space="708"/>
-      <w:docGrid w:linePitch="360"/>
+      <w:titlePg/>
+      <w:docGrid w:linePitch="381"/>
     </w:sectPr>
   </w:body>
 </w:document>
+</file>
+
+<file path=word/endnotes.xml><?xml version="1.0" encoding="utf-8"?>
+<w:endnotes xmlns:wpc="http://schemas.microsoft.com/office/word/2010/wordprocessingCanvas" xmlns:cx="http://schemas.microsoft.com/office/drawing/2014/chartex" xmlns:cx1="http://schemas.microsoft.com/office/drawing/2015/9/8/chartex" xmlns:cx2="http://schemas.microsoft.com/office/drawing/2015/10/21/chartex" xmlns:cx3="http://schemas.microsoft.com/office/drawing/2016/5/9/chartex" xmlns:cx4="http://schemas.microsoft.com/office/drawing/2016/5/10/chartex" xmlns:cx5="http://schemas.microsoft.com/office/drawing/2016/5/11/chartex" xmlns:cx6="http://schemas.microsoft.com/office/drawing/2016/5/12/chartex" xmlns:cx7="http://schemas.microsoft.com/office/drawing/2016/5/13/chartex" xmlns:cx8="http://schemas.microsoft.com/office/drawing/2016/5/14/chartex" xmlns:mc="http://schemas.openxmlformats.org/markup-compatibility/2006" xmlns:aink="http://schemas.microsoft.com/office/drawing/2016/ink" xmlns:am3d="http://schemas.microsoft.com/office/drawing/2017/model3d" xmlns:o="urn:schemas-microsoft-com:office:office" xmlns:r="http://schemas.openxmlformats.org/officeDocument/2006/relationships" xmlns:m="http://schemas.openxmlformats.org/officeDocument/2006/math" xmlns:v="urn:schemas-microsoft-com:vml" xmlns:wp14="http://schemas.microsoft.com/office/word/2010/wordprocessingDrawing" xmlns:wp="http://schemas.openxmlformats.org/drawingml/2006/wordprocessingDrawing" xmlns:w10="urn:schemas-microsoft-com:office:word" xmlns:w="http://schemas.openxmlformats.org/wordprocessingml/2006/main" xmlns:w14="http://schemas.microsoft.com/office/word/2010/wordml" xmlns:w15="http://schemas.microsoft.com/office/word/2012/wordml" xmlns:w16cex="http://schemas.microsoft.com/office/word/2018/wordml/cex" xmlns:w16cid="http://schemas.microsoft.com/office/word/2016/wordml/cid" xmlns:w16="http://schemas.microsoft.com/office/word/2018/wordml" xmlns:w16sdtdh="http://schemas.microsoft.com/office/word/2020/wordml/sdtdatahash" xmlns:w16se="http://schemas.microsoft.com/office/word/2015/wordml/symex" xmlns:wpg="http://schemas.microsoft.com/office/word/2010/wordprocessingGroup" xmlns:wpi="http://schemas.microsoft.com/office/word/2010/wordprocessingInk" xmlns:wne="http://schemas.microsoft.com/office/word/2006/wordml" xmlns:wps="http://schemas.microsoft.com/office/word/2010/wordprocessingShape" mc:Ignorable="w14 w15 w16se w16cid w16 w16cex w16sdtdh wp14">
+  <w:endnote w:type="separator" w:id="-1">
+    <w:p>
+      <w:pPr>
+        <w:spacing w:line="240" w:lineRule="auto"/>
+      </w:pPr>
+      <w:r>
+        <w:separator/>
+      </w:r>
+    </w:p>
+  </w:endnote>
+  <w:endnote w:type="continuationSeparator" w:id="0">
+    <w:p>
+      <w:pPr>
+        <w:spacing w:line="240" w:lineRule="auto"/>
+      </w:pPr>
+      <w:r>
+        <w:continuationSeparator/>
+      </w:r>
+    </w:p>
+  </w:endnote>
+</w:endnotes>
+</file>
+
+<file path=word/footer1.xml><?xml version="1.0" encoding="utf-8"?>
+<w:ftr xmlns:wpc="http://schemas.microsoft.com/office/word/2010/wordprocessingCanvas" xmlns:cx="http://schemas.microsoft.com/office/drawing/2014/chartex" xmlns:cx1="http://schemas.microsoft.com/office/drawing/2015/9/8/chartex" xmlns:cx2="http://schemas.microsoft.com/office/drawing/2015/10/21/chartex" xmlns:cx3="http://schemas.microsoft.com/office/drawing/2016/5/9/chartex" xmlns:cx4="http://schemas.microsoft.com/office/drawing/2016/5/10/chartex" xmlns:cx5="http://schemas.microsoft.com/office/drawing/2016/5/11/chartex" xmlns:cx6="http://schemas.microsoft.com/office/drawing/2016/5/12/chartex" xmlns:cx7="http://schemas.microsoft.com/office/drawing/2016/5/13/chartex" xmlns:cx8="http://schemas.microsoft.com/office/drawing/2016/5/14/chartex" xmlns:mc="http://schemas.openxmlformats.org/markup-compatibility/2006" xmlns:aink="http://schemas.microsoft.com/office/drawing/2016/ink" xmlns:am3d="http://schemas.microsoft.com/office/drawing/2017/model3d" xmlns:o="urn:schemas-microsoft-com:office:office" xmlns:r="http://schemas.openxmlformats.org/officeDocument/2006/relationships" xmlns:m="http://schemas.openxmlformats.org/officeDocument/2006/math" xmlns:v="urn:schemas-microsoft-com:vml" xmlns:wp14="http://schemas.microsoft.com/office/word/2010/wordprocessingDrawing" xmlns:wp="http://schemas.openxmlformats.org/drawingml/2006/wordprocessingDrawing" xmlns:w10="urn:schemas-microsoft-com:office:word" xmlns:w="http://schemas.openxmlformats.org/wordprocessingml/2006/main" xmlns:w14="http://schemas.microsoft.com/office/word/2010/wordml" xmlns:w15="http://schemas.microsoft.com/office/word/2012/wordml" xmlns:w16cex="http://schemas.microsoft.com/office/word/2018/wordml/cex" xmlns:w16cid="http://schemas.microsoft.com/office/word/2016/wordml/cid" xmlns:w16="http://schemas.microsoft.com/office/word/2018/wordml" xmlns:w16sdtdh="http://schemas.microsoft.com/office/word/2020/wordml/sdtdatahash" xmlns:w16se="http://schemas.microsoft.com/office/word/2015/wordml/symex" xmlns:wpg="http://schemas.microsoft.com/office/word/2010/wordprocessingGroup" xmlns:wpi="http://schemas.microsoft.com/office/word/2010/wordprocessingInk" xmlns:wne="http://schemas.microsoft.com/office/word/2006/wordml" xmlns:wps="http://schemas.microsoft.com/office/word/2010/wordprocessingShape" mc:Ignorable="w14 w15 w16se w16cid w16 w16cex w16sdtdh wp14">
+  <w:sdt>
+    <w:sdtPr>
+      <w:id w:val="-1962403539"/>
+      <w:docPartObj>
+        <w:docPartGallery w:val="Page Numbers (Bottom of Page)"/>
+        <w:docPartUnique/>
+      </w:docPartObj>
+    </w:sdtPr>
+    <w:sdtContent>
+      <w:p>
+        <w:pPr>
+          <w:pStyle w:val="a6"/>
+          <w:jc w:val="center"/>
+        </w:pPr>
+        <w:r>
+          <w:fldChar w:fldCharType="begin"/>
+        </w:r>
+        <w:r>
+          <w:instrText>PAGE   \* MERGEFORMAT</w:instrText>
+        </w:r>
+        <w:r>
+          <w:fldChar w:fldCharType="separate"/>
+        </w:r>
+        <w:r>
+          <w:t>2</w:t>
+        </w:r>
+        <w:r>
+          <w:fldChar w:fldCharType="end"/>
+        </w:r>
+      </w:p>
+    </w:sdtContent>
+  </w:sdt>
+  <w:p>
+    <w:pPr>
+      <w:pStyle w:val="a6"/>
+    </w:pPr>
+  </w:p>
+</w:ftr>
+</file>
+
+<file path=word/footer2.xml><?xml version="1.0" encoding="utf-8"?>
+<w:ftr xmlns:wpc="http://schemas.microsoft.com/office/word/2010/wordprocessingCanvas" xmlns:cx="http://schemas.microsoft.com/office/drawing/2014/chartex" xmlns:cx1="http://schemas.microsoft.com/office/drawing/2015/9/8/chartex" xmlns:cx2="http://schemas.microsoft.com/office/drawing/2015/10/21/chartex" xmlns:cx3="http://schemas.microsoft.com/office/drawing/2016/5/9/chartex" xmlns:cx4="http://schemas.microsoft.com/office/drawing/2016/5/10/chartex" xmlns:cx5="http://schemas.microsoft.com/office/drawing/2016/5/11/chartex" xmlns:cx6="http://schemas.microsoft.com/office/drawing/2016/5/12/chartex" xmlns:cx7="http://schemas.microsoft.com/office/drawing/2016/5/13/chartex" xmlns:cx8="http://schemas.microsoft.com/office/drawing/2016/5/14/chartex" xmlns:mc="http://schemas.openxmlformats.org/markup-compatibility/2006" xmlns:aink="http://schemas.microsoft.com/office/drawing/2016/ink" xmlns:am3d="http://schemas.microsoft.com/office/drawing/2017/model3d" xmlns:o="urn:schemas-microsoft-com:office:office" xmlns:r="http://schemas.openxmlformats.org/officeDocument/2006/relationships" xmlns:m="http://schemas.openxmlformats.org/officeDocument/2006/math" xmlns:v="urn:schemas-microsoft-com:vml" xmlns:wp14="http://schemas.microsoft.com/office/word/2010/wordprocessingDrawing" xmlns:wp="http://schemas.openxmlformats.org/drawingml/2006/wordprocessingDrawing" xmlns:w10="urn:schemas-microsoft-com:office:word" xmlns:w="http://schemas.openxmlformats.org/wordprocessingml/2006/main" xmlns:w14="http://schemas.microsoft.com/office/word/2010/wordml" xmlns:w15="http://schemas.microsoft.com/office/word/2012/wordml" xmlns:w16cex="http://schemas.microsoft.com/office/word/2018/wordml/cex" xmlns:w16cid="http://schemas.microsoft.com/office/word/2016/wordml/cid" xmlns:w16="http://schemas.microsoft.com/office/word/2018/wordml" xmlns:w16sdtdh="http://schemas.microsoft.com/office/word/2020/wordml/sdtdatahash" xmlns:w16se="http://schemas.microsoft.com/office/word/2015/wordml/symex" xmlns:wpg="http://schemas.microsoft.com/office/word/2010/wordprocessingGroup" xmlns:wpi="http://schemas.microsoft.com/office/word/2010/wordprocessingInk" xmlns:wne="http://schemas.microsoft.com/office/word/2006/wordml" xmlns:wps="http://schemas.microsoft.com/office/word/2010/wordprocessingShape" mc:Ignorable="w14 w15 w16se w16cid w16 w16cex w16sdtdh wp14">
+  <w:p>
+    <w:pPr>
+      <w:pStyle w:val="a6"/>
+    </w:pPr>
+  </w:p>
+</w:ftr>
+</file>
+
+<file path=word/footer3.xml><?xml version="1.0" encoding="utf-8"?>
+<w:ftr xmlns:wpc="http://schemas.microsoft.com/office/word/2010/wordprocessingCanvas" xmlns:cx="http://schemas.microsoft.com/office/drawing/2014/chartex" xmlns:cx1="http://schemas.microsoft.com/office/drawing/2015/9/8/chartex" xmlns:cx2="http://schemas.microsoft.com/office/drawing/2015/10/21/chartex" xmlns:cx3="http://schemas.microsoft.com/office/drawing/2016/5/9/chartex" xmlns:cx4="http://schemas.microsoft.com/office/drawing/2016/5/10/chartex" xmlns:cx5="http://schemas.microsoft.com/office/drawing/2016/5/11/chartex" xmlns:cx6="http://schemas.microsoft.com/office/drawing/2016/5/12/chartex" xmlns:cx7="http://schemas.microsoft.com/office/drawing/2016/5/13/chartex" xmlns:cx8="http://schemas.microsoft.com/office/drawing/2016/5/14/chartex" xmlns:mc="http://schemas.openxmlformats.org/markup-compatibility/2006" xmlns:aink="http://schemas.microsoft.com/office/drawing/2016/ink" xmlns:am3d="http://schemas.microsoft.com/office/drawing/2017/model3d" xmlns:o="urn:schemas-microsoft-com:office:office" xmlns:r="http://schemas.openxmlformats.org/officeDocument/2006/relationships" xmlns:m="http://schemas.openxmlformats.org/officeDocument/2006/math" xmlns:v="urn:schemas-microsoft-com:vml" xmlns:wp14="http://schemas.microsoft.com/office/word/2010/wordprocessingDrawing" xmlns:wp="http://schemas.openxmlformats.org/drawingml/2006/wordprocessingDrawing" xmlns:w10="urn:schemas-microsoft-com:office:word" xmlns:w="http://schemas.openxmlformats.org/wordprocessingml/2006/main" xmlns:w14="http://schemas.microsoft.com/office/word/2010/wordml" xmlns:w15="http://schemas.microsoft.com/office/word/2012/wordml" xmlns:w16cex="http://schemas.microsoft.com/office/word/2018/wordml/cex" xmlns:w16cid="http://schemas.microsoft.com/office/word/2016/wordml/cid" xmlns:w16="http://schemas.microsoft.com/office/word/2018/wordml" xmlns:w16sdtdh="http://schemas.microsoft.com/office/word/2020/wordml/sdtdatahash" xmlns:w16se="http://schemas.microsoft.com/office/word/2015/wordml/symex" xmlns:wpg="http://schemas.microsoft.com/office/word/2010/wordprocessingGroup" xmlns:wpi="http://schemas.microsoft.com/office/word/2010/wordprocessingInk" xmlns:wne="http://schemas.microsoft.com/office/word/2006/wordml" xmlns:wps="http://schemas.microsoft.com/office/word/2010/wordprocessingShape" mc:Ignorable="w14 w15 w16se w16cid w16 w16cex w16sdtdh wp14">
+  <w:p>
+    <w:pPr>
+      <w:pStyle w:val="a6"/>
+    </w:pPr>
+  </w:p>
+  <w:p>
+    <w:pPr>
+      <w:pStyle w:val="a6"/>
+    </w:pPr>
+  </w:p>
+</w:ftr>
+</file>
+
+<file path=word/footnotes.xml><?xml version="1.0" encoding="utf-8"?>
+<w:footnotes xmlns:wpc="http://schemas.microsoft.com/office/word/2010/wordprocessingCanvas" xmlns:cx="http://schemas.microsoft.com/office/drawing/2014/chartex" xmlns:cx1="http://schemas.microsoft.com/office/drawing/2015/9/8/chartex" xmlns:cx2="http://schemas.microsoft.com/office/drawing/2015/10/21/chartex" xmlns:cx3="http://schemas.microsoft.com/office/drawing/2016/5/9/chartex" xmlns:cx4="http://schemas.microsoft.com/office/drawing/2016/5/10/chartex" xmlns:cx5="http://schemas.microsoft.com/office/drawing/2016/5/11/chartex" xmlns:cx6="http://schemas.microsoft.com/office/drawing/2016/5/12/chartex" xmlns:cx7="http://schemas.microsoft.com/office/drawing/2016/5/13/chartex" xmlns:cx8="http://schemas.microsoft.com/office/drawing/2016/5/14/chartex" xmlns:mc="http://schemas.openxmlformats.org/markup-compatibility/2006" xmlns:aink="http://schemas.microsoft.com/office/drawing/2016/ink" xmlns:am3d="http://schemas.microsoft.com/office/drawing/2017/model3d" xmlns:o="urn:schemas-microsoft-com:office:office" xmlns:r="http://schemas.openxmlformats.org/officeDocument/2006/relationships" xmlns:m="http://schemas.openxmlformats.org/officeDocument/2006/math" xmlns:v="urn:schemas-microsoft-com:vml" xmlns:wp14="http://schemas.microsoft.com/office/word/2010/wordprocessingDrawing" xmlns:wp="http://schemas.openxmlformats.org/drawingml/2006/wordprocessingDrawing" xmlns:w10="urn:schemas-microsoft-com:office:word" xmlns:w="http://schemas.openxmlformats.org/wordprocessingml/2006/main" xmlns:w14="http://schemas.microsoft.com/office/word/2010/wordml" xmlns:w15="http://schemas.microsoft.com/office/word/2012/wordml" xmlns:w16cex="http://schemas.microsoft.com/office/word/2018/wordml/cex" xmlns:w16cid="http://schemas.microsoft.com/office/word/2016/wordml/cid" xmlns:w16="http://schemas.microsoft.com/office/word/2018/wordml" xmlns:w16sdtdh="http://schemas.microsoft.com/office/word/2020/wordml/sdtdatahash" xmlns:w16se="http://schemas.microsoft.com/office/word/2015/wordml/symex" xmlns:wpg="http://schemas.microsoft.com/office/word/2010/wordprocessingGroup" xmlns:wpi="http://schemas.microsoft.com/office/word/2010/wordprocessingInk" xmlns:wne="http://schemas.microsoft.com/office/word/2006/wordml" xmlns:wps="http://schemas.microsoft.com/office/word/2010/wordprocessingShape" mc:Ignorable="w14 w15 w16se w16cid w16 w16cex w16sdtdh wp14">
+  <w:footnote w:type="separator" w:id="-1">
+    <w:p>
+      <w:pPr>
+        <w:spacing w:line="240" w:lineRule="auto"/>
+      </w:pPr>
+      <w:r>
+        <w:separator/>
+      </w:r>
+    </w:p>
+  </w:footnote>
+  <w:footnote w:type="continuationSeparator" w:id="0">
+    <w:p>
+      <w:pPr>
+        <w:spacing w:line="240" w:lineRule="auto"/>
+      </w:pPr>
+      <w:r>
+        <w:continuationSeparator/>
+      </w:r>
+    </w:p>
+  </w:footnote>
+</w:footnotes>
 </file>
 
 <file path=word/numbering.xml><?xml version="1.0" encoding="utf-8"?>
@@ -6401,6 +6440,7 @@
   <w:style w:type="character" w:default="1" w:styleId="a0">
     <w:name w:val="Default Paragraph Font"/>
     <w:uiPriority w:val="1"/>
+    <w:semiHidden/>
     <w:unhideWhenUsed/>
   </w:style>
   <w:style w:type="table" w:default="1" w:styleId="a1">
@@ -6434,6 +6474,50 @@
       <w:ind w:left="720"/>
       <w:contextualSpacing/>
     </w:pPr>
+  </w:style>
+  <w:style w:type="paragraph" w:styleId="a4">
+    <w:name w:val="header"/>
+    <w:basedOn w:val="a"/>
+    <w:link w:val="a5"/>
+    <w:uiPriority w:val="99"/>
+    <w:unhideWhenUsed/>
+    <w:rsid w:val="00080A37"/>
+    <w:pPr>
+      <w:tabs>
+        <w:tab w:val="center" w:pos="4677"/>
+        <w:tab w:val="right" w:pos="9355"/>
+      </w:tabs>
+      <w:spacing w:line="240" w:lineRule="auto"/>
+    </w:pPr>
+  </w:style>
+  <w:style w:type="character" w:customStyle="1" w:styleId="a5">
+    <w:name w:val="Верхний колонтитул Знак"/>
+    <w:basedOn w:val="a0"/>
+    <w:link w:val="a4"/>
+    <w:uiPriority w:val="99"/>
+    <w:rsid w:val="00080A37"/>
+  </w:style>
+  <w:style w:type="paragraph" w:styleId="a6">
+    <w:name w:val="footer"/>
+    <w:basedOn w:val="a"/>
+    <w:link w:val="a7"/>
+    <w:uiPriority w:val="99"/>
+    <w:unhideWhenUsed/>
+    <w:rsid w:val="00080A37"/>
+    <w:pPr>
+      <w:tabs>
+        <w:tab w:val="center" w:pos="4677"/>
+        <w:tab w:val="right" w:pos="9355"/>
+      </w:tabs>
+      <w:spacing w:line="240" w:lineRule="auto"/>
+    </w:pPr>
+  </w:style>
+  <w:style w:type="character" w:customStyle="1" w:styleId="a7">
+    <w:name w:val="Нижний колонтитул Знак"/>
+    <w:basedOn w:val="a0"/>
+    <w:link w:val="a6"/>
+    <w:uiPriority w:val="99"/>
+    <w:rsid w:val="00080A37"/>
   </w:style>
 </w:styles>
 </file>
